--- a/TIM Multimodal/Vocabulaire.docx
+++ b/TIM Multimodal/Vocabulaire.docx
@@ -10,27 +10,15 @@
           <w:sz w:val="28"/>
           <w:szCs w:val="28"/>
           <w:u w:val="single"/>
+          <w:lang w:val="fr-FR"/>
         </w:rPr>
       </w:pPr>
       <w:r>
         <w:rPr>
           <w:rStyle w:val="Titre3Car"/>
-        </w:rPr>
-        <w:t xml:space="preserve">Une </w:t>
-      </w:r>
-      <w:proofErr w:type="spellStart"/>
-      <w:r>
-        <w:rPr>
-          <w:rStyle w:val="Titre3Car"/>
-        </w:rPr>
-        <w:t>modalité</w:t>
-      </w:r>
-      <w:proofErr w:type="spellEnd"/>
-      <w:r>
-        <w:rPr>
-          <w:rStyle w:val="Titre3Car"/>
-        </w:rPr>
-        <w:t xml:space="preserve"> :</w:t>
+          <w:lang w:val="fr-FR"/>
+        </w:rPr>
+        <w:t>Une modalité :</w:t>
       </w:r>
       <w:r>
         <w:rPr>
@@ -39,123 +27,15 @@
           <w:sz w:val="28"/>
           <w:szCs w:val="28"/>
           <w:u w:val="single"/>
+          <w:lang w:val="fr-FR"/>
         </w:rPr>
         <w:br/>
       </w:r>
       <w:r>
-        <w:t xml:space="preserve">Une </w:t>
-      </w:r>
-      <w:proofErr w:type="spellStart"/>
-      <w:r>
-        <w:t>modalité</w:t>
-      </w:r>
-      <w:proofErr w:type="spellEnd"/>
-      <w:r>
-        <w:t xml:space="preserve"> </w:t>
-      </w:r>
-      <w:proofErr w:type="spellStart"/>
-      <w:r>
-        <w:t>correspond</w:t>
-      </w:r>
-      <w:proofErr w:type="spellEnd"/>
-      <w:r>
-        <w:t xml:space="preserve"> </w:t>
-      </w:r>
-      <w:proofErr w:type="spellStart"/>
-      <w:r>
-        <w:t>au</w:t>
-      </w:r>
-      <w:proofErr w:type="spellEnd"/>
-      <w:r>
-        <w:t xml:space="preserve"> </w:t>
-      </w:r>
-      <w:proofErr w:type="spellStart"/>
-      <w:r>
-        <w:t>format</w:t>
-      </w:r>
-      <w:proofErr w:type="spellEnd"/>
-      <w:r>
-        <w:t xml:space="preserve"> </w:t>
-      </w:r>
-      <w:proofErr w:type="spellStart"/>
-      <w:r>
-        <w:t>utilisé</w:t>
-      </w:r>
-      <w:proofErr w:type="spellEnd"/>
-      <w:r>
-        <w:t xml:space="preserve"> </w:t>
-      </w:r>
-      <w:proofErr w:type="spellStart"/>
-      <w:r>
-        <w:t>pour</w:t>
-      </w:r>
-      <w:proofErr w:type="spellEnd"/>
-      <w:r>
-        <w:t xml:space="preserve"> </w:t>
-      </w:r>
-      <w:proofErr w:type="spellStart"/>
-      <w:r>
-        <w:t>transmettre</w:t>
-      </w:r>
-      <w:proofErr w:type="spellEnd"/>
-      <w:r>
-        <w:t xml:space="preserve"> une </w:t>
-      </w:r>
-      <w:proofErr w:type="spellStart"/>
-      <w:r>
-        <w:t>information</w:t>
-      </w:r>
-      <w:proofErr w:type="spellEnd"/>
-      <w:r>
-        <w:t xml:space="preserve">. </w:t>
-      </w:r>
-      <w:proofErr w:type="spellStart"/>
-      <w:r>
-        <w:t>Elle</w:t>
-      </w:r>
-      <w:proofErr w:type="spellEnd"/>
-      <w:r>
-        <w:t xml:space="preserve"> </w:t>
-      </w:r>
-      <w:proofErr w:type="spellStart"/>
-      <w:r>
-        <w:t>peut</w:t>
-      </w:r>
-      <w:proofErr w:type="spellEnd"/>
-      <w:r>
-        <w:t xml:space="preserve"> </w:t>
-      </w:r>
-      <w:proofErr w:type="spellStart"/>
-      <w:r>
-        <w:t>prendre</w:t>
-      </w:r>
-      <w:proofErr w:type="spellEnd"/>
-      <w:r>
-        <w:t xml:space="preserve"> </w:t>
-      </w:r>
-      <w:proofErr w:type="spellStart"/>
-      <w:r>
-        <w:t>plusieurs</w:t>
-      </w:r>
-      <w:proofErr w:type="spellEnd"/>
-      <w:r>
-        <w:t xml:space="preserve"> formes : audio, </w:t>
-      </w:r>
-      <w:proofErr w:type="spellStart"/>
-      <w:r>
-        <w:t>texte</w:t>
-      </w:r>
-      <w:proofErr w:type="spellEnd"/>
-      <w:r>
-        <w:t xml:space="preserve">, </w:t>
-      </w:r>
-      <w:proofErr w:type="spellStart"/>
-      <w:r>
-        <w:t>image</w:t>
-      </w:r>
-      <w:proofErr w:type="spellEnd"/>
-      <w:r>
-        <w:t>, etc.</w:t>
+        <w:rPr>
+          <w:lang w:val="fr-FR"/>
+        </w:rPr>
+        <w:t>Une modalité correspond au format utilisé pour transmettre une information. Elle peut prendre plusieurs formes : audio, texte, image, etc.</w:t>
       </w:r>
     </w:p>
     <w:p>
@@ -168,8 +48,9 @@
       <w:r>
         <w:rPr>
           <w:rStyle w:val="Titre3Car"/>
-        </w:rPr>
-        <w:t>Backbone:</w:t>
+          <w:lang w:val="fr-FR"/>
+        </w:rPr>
+        <w:t>Backbone :</w:t>
       </w:r>
       <w:r>
         <w:rPr>
@@ -200,6 +81,7 @@
       <w:r>
         <w:rPr>
           <w:rStyle w:val="Titre3Car"/>
+          <w:lang w:val="fr-FR"/>
         </w:rPr>
         <w:t xml:space="preserve">Head: </w:t>
       </w:r>
@@ -214,13 +96,22 @@
     <w:p>
       <w:pPr>
         <w:pStyle w:val="Titre3"/>
+        <w:rPr>
+          <w:lang w:val="fr-FR"/>
+        </w:rPr>
       </w:pPr>
       <w:proofErr w:type="spellStart"/>
       <w:r>
+        <w:rPr>
+          <w:lang w:val="fr-FR"/>
+        </w:rPr>
         <w:t>Préprocessing</w:t>
       </w:r>
       <w:proofErr w:type="spellEnd"/>
       <w:r>
+        <w:rPr>
+          <w:lang w:val="fr-FR"/>
+        </w:rPr>
         <w:t> :</w:t>
       </w:r>
     </w:p>
@@ -2371,6 +2262,7 @@
   <w:style w:type="character" w:default="1" w:styleId="Policepardfaut">
     <w:name w:val="Default Paragraph Font"/>
     <w:uiPriority w:val="1"/>
+    <w:semiHidden/>
     <w:unhideWhenUsed/>
   </w:style>
   <w:style w:type="table" w:default="1" w:styleId="TableauNormal">

--- a/TIM Multimodal/Vocabulaire.docx
+++ b/TIM Multimodal/Vocabulaire.docx
@@ -10,13 +10,11 @@
           <w:sz w:val="28"/>
           <w:szCs w:val="28"/>
           <w:u w:val="single"/>
-          <w:lang w:val="fr-FR"/>
         </w:rPr>
       </w:pPr>
       <w:r>
         <w:rPr>
           <w:rStyle w:val="Titre3Car"/>
-          <w:lang w:val="fr-FR"/>
         </w:rPr>
         <w:t>Une modalité :</w:t>
       </w:r>
@@ -27,14 +25,10 @@
           <w:sz w:val="28"/>
           <w:szCs w:val="28"/>
           <w:u w:val="single"/>
-          <w:lang w:val="fr-FR"/>
         </w:rPr>
         <w:br/>
       </w:r>
       <w:r>
-        <w:rPr>
-          <w:lang w:val="fr-FR"/>
-        </w:rPr>
         <w:t>Une modalité correspond au format utilisé pour transmettre une information. Elle peut prendre plusieurs formes : audio, texte, image, etc.</w:t>
       </w:r>
     </w:p>
@@ -48,9 +42,8 @@
       <w:r>
         <w:rPr>
           <w:rStyle w:val="Titre3Car"/>
-          <w:lang w:val="fr-FR"/>
-        </w:rPr>
-        <w:t>Backbone :</w:t>
+        </w:rPr>
+        <w:t>Backbone:</w:t>
       </w:r>
       <w:r>
         <w:rPr>
@@ -81,7 +74,6 @@
       <w:r>
         <w:rPr>
           <w:rStyle w:val="Titre3Car"/>
-          <w:lang w:val="fr-FR"/>
         </w:rPr>
         <w:t xml:space="preserve">Head: </w:t>
       </w:r>
@@ -96,23 +88,9 @@
     <w:p>
       <w:pPr>
         <w:pStyle w:val="Titre3"/>
-        <w:rPr>
-          <w:lang w:val="fr-FR"/>
-        </w:rPr>
-      </w:pPr>
-      <w:proofErr w:type="spellStart"/>
-      <w:r>
-        <w:rPr>
-          <w:lang w:val="fr-FR"/>
-        </w:rPr>
-        <w:t>Préprocessing</w:t>
-      </w:r>
-      <w:proofErr w:type="spellEnd"/>
-      <w:r>
-        <w:rPr>
-          <w:lang w:val="fr-FR"/>
-        </w:rPr>
-        <w:t> :</w:t>
+      </w:pPr>
+      <w:r>
+        <w:t>Préprocessing :</w:t>
       </w:r>
     </w:p>
     <w:p>
@@ -151,21 +129,7 @@
         <w:rPr>
           <w:lang w:val="fr-FR"/>
         </w:rPr>
-        <w:t xml:space="preserve">Data </w:t>
-      </w:r>
-      <w:proofErr w:type="spellStart"/>
-      <w:r>
-        <w:rPr>
-          <w:lang w:val="fr-FR"/>
-        </w:rPr>
-        <w:t>Representation</w:t>
-      </w:r>
-      <w:proofErr w:type="spellEnd"/>
-      <w:r>
-        <w:rPr>
-          <w:lang w:val="fr-FR"/>
-        </w:rPr>
-        <w:t> :</w:t>
+        <w:t>Data Representation :</w:t>
       </w:r>
     </w:p>
     <w:p>
@@ -178,21 +142,315 @@
         <w:rPr>
           <w:lang w:val="fr-FR"/>
         </w:rPr>
-        <w:t>C’est une méthode de la fusion qui réduire l’</w:t>
-      </w:r>
-      <w:proofErr w:type="spellStart"/>
+        <w:t xml:space="preserve">Va réduire </w:t>
+      </w:r>
       <w:r>
         <w:rPr>
           <w:lang w:val="fr-FR"/>
         </w:rPr>
-        <w:t>hétérigenitmodalité</w:t>
-      </w:r>
-      <w:proofErr w:type="spellEnd"/>
+        <w:t>l</w:t>
+      </w:r>
       <w:r>
         <w:rPr>
           <w:lang w:val="fr-FR"/>
         </w:rPr>
-        <w:t xml:space="preserve"> é des modalité </w:t>
+        <w:t xml:space="preserve">’hétérogénéité </w:t>
+      </w:r>
+      <w:r>
+        <w:rPr>
+          <w:lang w:val="fr-FR"/>
+        </w:rPr>
+        <w:t xml:space="preserve">entres les </w:t>
+      </w:r>
+      <w:r>
+        <w:rPr>
+          <w:lang w:val="fr-FR"/>
+        </w:rPr>
+        <w:t xml:space="preserve">modalités et crée un espace latent qui encode au mieux les différentes modalités </w:t>
+      </w:r>
+    </w:p>
+    <w:p>
+      <w:pPr>
+        <w:pStyle w:val="Titre3"/>
+        <w:rPr>
+          <w:rFonts w:eastAsia="Times New Roman"/>
+          <w:lang w:val="fr-FR" w:eastAsia="es-AR"/>
+        </w:rPr>
+      </w:pPr>
+      <w:r>
+        <w:rPr>
+          <w:rFonts w:eastAsia="Times New Roman"/>
+          <w:lang w:val="en-US" w:eastAsia="es-AR"/>
+        </w:rPr>
+        <w:t>Joint Representation</w:t>
+      </w:r>
+    </w:p>
+    <w:p>
+      <w:pPr>
+        <w:pStyle w:val="Paragraphedeliste"/>
+        <w:numPr>
+          <w:ilvl w:val="0"/>
+          <w:numId w:val="10"/>
+        </w:numPr>
+        <w:spacing w:before="100" w:beforeAutospacing="1" w:after="100" w:afterAutospacing="1" w:line="240" w:lineRule="auto"/>
+        <w:rPr>
+          <w:rFonts w:ascii="Times New Roman" w:eastAsia="Times New Roman" w:hAnsi="Times New Roman" w:cs="Times New Roman"/>
+          <w:kern w:val="0"/>
+          <w:lang w:val="fr-FR" w:eastAsia="es-AR"/>
+          <w14:ligatures w14:val="none"/>
+        </w:rPr>
+      </w:pPr>
+      <w:r>
+        <w:rPr>
+          <w:rFonts w:ascii="Times New Roman" w:eastAsia="Times New Roman" w:hAnsi="Times New Roman" w:cs="Times New Roman"/>
+          <w:kern w:val="0"/>
+          <w:lang w:val="fr-FR" w:eastAsia="es-AR"/>
+          <w14:ligatures w14:val="none"/>
+        </w:rPr>
+        <w:t>Les modalités sont fusionnées pour produire une représentation unique (un seul embedding multimodal).</w:t>
+      </w:r>
+      <w:r>
+        <w:rPr>
+          <w:rFonts w:ascii="Times New Roman" w:eastAsia="Times New Roman" w:hAnsi="Times New Roman" w:cs="Times New Roman"/>
+          <w:kern w:val="0"/>
+          <w:lang w:val="fr-FR" w:eastAsia="es-AR"/>
+          <w14:ligatures w14:val="none"/>
+        </w:rPr>
+        <w:br/>
+        <w:t xml:space="preserve">L’objectif est d’obtenir un </w:t>
+      </w:r>
+      <w:r>
+        <w:rPr>
+          <w:rFonts w:ascii="Times New Roman" w:eastAsia="Times New Roman" w:hAnsi="Times New Roman" w:cs="Times New Roman"/>
+          <w:kern w:val="0"/>
+          <w:highlight w:val="yellow"/>
+          <w:lang w:val="fr-FR" w:eastAsia="es-AR"/>
+          <w14:ligatures w14:val="none"/>
+        </w:rPr>
+        <w:t>embedding cohérent</w:t>
+      </w:r>
+      <w:r>
+        <w:rPr>
+          <w:rFonts w:ascii="Times New Roman" w:eastAsia="Times New Roman" w:hAnsi="Times New Roman" w:cs="Times New Roman"/>
+          <w:kern w:val="0"/>
+          <w:lang w:val="fr-FR" w:eastAsia="es-AR"/>
+          <w14:ligatures w14:val="none"/>
+        </w:rPr>
+        <w:t xml:space="preserve"> qui </w:t>
+      </w:r>
+      <w:r>
+        <w:rPr>
+          <w:rFonts w:ascii="Times New Roman" w:eastAsia="Times New Roman" w:hAnsi="Times New Roman" w:cs="Times New Roman"/>
+          <w:kern w:val="0"/>
+          <w:highlight w:val="yellow"/>
+          <w:lang w:val="fr-FR" w:eastAsia="es-AR"/>
+          <w14:ligatures w14:val="none"/>
+        </w:rPr>
+        <w:t>combine</w:t>
+      </w:r>
+      <w:r>
+        <w:rPr>
+          <w:rFonts w:ascii="Times New Roman" w:eastAsia="Times New Roman" w:hAnsi="Times New Roman" w:cs="Times New Roman"/>
+          <w:kern w:val="0"/>
+          <w:lang w:val="fr-FR" w:eastAsia="es-AR"/>
+          <w14:ligatures w14:val="none"/>
+        </w:rPr>
+        <w:t xml:space="preserve"> directement les informations de toutes les modalités dans un </w:t>
+      </w:r>
+      <w:r>
+        <w:rPr>
+          <w:rFonts w:ascii="Times New Roman" w:eastAsia="Times New Roman" w:hAnsi="Times New Roman" w:cs="Times New Roman"/>
+          <w:kern w:val="0"/>
+          <w:highlight w:val="yellow"/>
+          <w:lang w:val="fr-FR" w:eastAsia="es-AR"/>
+          <w14:ligatures w14:val="none"/>
+        </w:rPr>
+        <w:t>espace commun</w:t>
+      </w:r>
+      <w:r>
+        <w:rPr>
+          <w:rFonts w:ascii="Times New Roman" w:eastAsia="Times New Roman" w:hAnsi="Times New Roman" w:cs="Times New Roman"/>
+          <w:kern w:val="0"/>
+          <w:lang w:val="fr-FR" w:eastAsia="es-AR"/>
+          <w14:ligatures w14:val="none"/>
+        </w:rPr>
+        <w:t>, afin de faciliter une tâche comme la classification ou la prédiction.</w:t>
+      </w:r>
+      <w:r>
+        <w:rPr>
+          <w:rFonts w:ascii="Times New Roman" w:eastAsia="Times New Roman" w:hAnsi="Times New Roman" w:cs="Times New Roman"/>
+          <w:kern w:val="0"/>
+          <w:lang w:val="fr-FR" w:eastAsia="es-AR"/>
+          <w14:ligatures w14:val="none"/>
+        </w:rPr>
+        <w:t xml:space="preserve"> </w:t>
+      </w:r>
+    </w:p>
+    <w:p>
+      <w:pPr>
+        <w:pStyle w:val="Titre3"/>
+        <w:rPr>
+          <w:rFonts w:eastAsia="Times New Roman"/>
+          <w:lang w:val="fr-FR" w:eastAsia="es-AR"/>
+        </w:rPr>
+      </w:pPr>
+      <w:r>
+        <w:rPr>
+          <w:rFonts w:eastAsia="Times New Roman"/>
+          <w:lang w:val="en-US" w:eastAsia="es-AR"/>
+        </w:rPr>
+        <w:t>Coordinated Representation</w:t>
+      </w:r>
+    </w:p>
+    <w:p>
+      <w:pPr>
+        <w:pStyle w:val="Paragraphedeliste"/>
+        <w:numPr>
+          <w:ilvl w:val="0"/>
+          <w:numId w:val="10"/>
+        </w:numPr>
+        <w:spacing w:before="100" w:beforeAutospacing="1" w:after="100" w:afterAutospacing="1" w:line="240" w:lineRule="auto"/>
+        <w:rPr>
+          <w:rFonts w:ascii="Times New Roman" w:eastAsia="Times New Roman" w:hAnsi="Times New Roman" w:cs="Times New Roman"/>
+          <w:kern w:val="0"/>
+          <w:lang w:val="fr-FR" w:eastAsia="es-AR"/>
+          <w14:ligatures w14:val="none"/>
+        </w:rPr>
+      </w:pPr>
+      <w:r>
+        <w:rPr>
+          <w:rFonts w:ascii="Times New Roman" w:eastAsia="Times New Roman" w:hAnsi="Times New Roman" w:cs="Times New Roman"/>
+          <w:kern w:val="0"/>
+          <w:lang w:val="fr-FR" w:eastAsia="es-AR"/>
+          <w14:ligatures w14:val="none"/>
+        </w:rPr>
+        <w:t>Chaque modalité conserve sa propre représentation</w:t>
+      </w:r>
+      <w:r>
+        <w:rPr>
+          <w:rFonts w:ascii="Times New Roman" w:eastAsia="Times New Roman" w:hAnsi="Times New Roman" w:cs="Times New Roman"/>
+          <w:kern w:val="0"/>
+          <w:lang w:val="fr-FR" w:eastAsia="es-AR"/>
+          <w14:ligatures w14:val="none"/>
+        </w:rPr>
+        <w:t xml:space="preserve">, </w:t>
+      </w:r>
+      <w:r>
+        <w:rPr>
+          <w:rFonts w:ascii="Times New Roman" w:eastAsia="Times New Roman" w:hAnsi="Times New Roman" w:cs="Times New Roman"/>
+          <w:kern w:val="0"/>
+          <w:lang w:val="fr-FR" w:eastAsia="es-AR"/>
+          <w14:ligatures w14:val="none"/>
+        </w:rPr>
+        <w:t>mais ces représentations sont alignées grâce à des contraintes d’apprentissage.</w:t>
+      </w:r>
+      <w:r>
+        <w:rPr>
+          <w:rFonts w:ascii="Times New Roman" w:eastAsia="Times New Roman" w:hAnsi="Times New Roman" w:cs="Times New Roman"/>
+          <w:kern w:val="0"/>
+          <w:lang w:val="fr-FR" w:eastAsia="es-AR"/>
+          <w14:ligatures w14:val="none"/>
+        </w:rPr>
+        <w:t xml:space="preserve"> </w:t>
+      </w:r>
+      <w:r>
+        <w:rPr>
+          <w:rFonts w:ascii="Times New Roman" w:eastAsia="Times New Roman" w:hAnsi="Times New Roman" w:cs="Times New Roman"/>
+          <w:kern w:val="0"/>
+          <w:lang w:val="fr-FR" w:eastAsia="es-AR"/>
+          <w14:ligatures w14:val="none"/>
+        </w:rPr>
+        <w:br/>
+        <w:t xml:space="preserve">L’objectif est que deux contenus qui décrivent </w:t>
+      </w:r>
+      <w:r>
+        <w:rPr>
+          <w:rFonts w:ascii="Times New Roman" w:eastAsia="Times New Roman" w:hAnsi="Times New Roman" w:cs="Times New Roman"/>
+          <w:kern w:val="0"/>
+          <w:lang w:val="fr-FR" w:eastAsia="es-AR"/>
+          <w14:ligatures w14:val="none"/>
+        </w:rPr>
+        <w:t xml:space="preserve">une </w:t>
+      </w:r>
+      <w:r>
+        <w:rPr>
+          <w:rFonts w:ascii="Times New Roman" w:eastAsia="Times New Roman" w:hAnsi="Times New Roman" w:cs="Times New Roman"/>
+          <w:kern w:val="0"/>
+          <w:lang w:val="fr-FR" w:eastAsia="es-AR"/>
+          <w14:ligatures w14:val="none"/>
+        </w:rPr>
+        <w:t>information proche dans un espace latent comparable, sans forcément fusionner les modalités en un seul vecteur.</w:t>
+      </w:r>
+    </w:p>
+    <w:p>
+      <w:pPr>
+        <w:spacing w:before="100" w:beforeAutospacing="1" w:after="100" w:afterAutospacing="1" w:line="240" w:lineRule="auto"/>
+        <w:rPr>
+          <w:rFonts w:ascii="Times New Roman" w:eastAsia="Times New Roman" w:hAnsi="Times New Roman" w:cs="Times New Roman"/>
+          <w:kern w:val="0"/>
+          <w:lang w:val="fr-FR" w:eastAsia="es-AR"/>
+          <w14:ligatures w14:val="none"/>
+        </w:rPr>
+      </w:pPr>
+    </w:p>
+    <w:p>
+      <w:pPr>
+        <w:spacing w:before="100" w:beforeAutospacing="1" w:after="100" w:afterAutospacing="1" w:line="240" w:lineRule="auto"/>
+        <w:rPr>
+          <w:rFonts w:ascii="Times New Roman" w:eastAsia="Times New Roman" w:hAnsi="Times New Roman" w:cs="Times New Roman"/>
+          <w:kern w:val="0"/>
+          <w:lang w:val="fr-FR" w:eastAsia="es-AR"/>
+          <w14:ligatures w14:val="none"/>
+        </w:rPr>
+      </w:pPr>
+      <w:r>
+        <w:rPr>
+          <w:rFonts w:ascii="Times New Roman" w:eastAsia="Times New Roman" w:hAnsi="Times New Roman" w:cs="Times New Roman"/>
+          <w:kern w:val="0"/>
+          <w:lang w:val="fr-FR" w:eastAsia="es-AR"/>
+          <w14:ligatures w14:val="none"/>
+        </w:rPr>
+        <w:t>Data Translation :</w:t>
+      </w:r>
+    </w:p>
+    <w:p>
+      <w:pPr>
+        <w:spacing w:before="100" w:beforeAutospacing="1" w:after="100" w:afterAutospacing="1" w:line="240" w:lineRule="auto"/>
+        <w:rPr>
+          <w:rFonts w:ascii="Times New Roman" w:eastAsia="Times New Roman" w:hAnsi="Times New Roman" w:cs="Times New Roman"/>
+          <w:kern w:val="0"/>
+          <w:lang w:val="fr-FR" w:eastAsia="es-AR"/>
+          <w14:ligatures w14:val="none"/>
+        </w:rPr>
+      </w:pPr>
+      <w:r>
+        <w:rPr>
+          <w:rFonts w:ascii="Times New Roman" w:eastAsia="Times New Roman" w:hAnsi="Times New Roman" w:cs="Times New Roman"/>
+          <w:kern w:val="0"/>
+          <w:lang w:val="fr-FR" w:eastAsia="es-AR"/>
+          <w14:ligatures w14:val="none"/>
+        </w:rPr>
+        <w:t xml:space="preserve">C’est un moyen de passer d’un type de modalité à une autre par exemple passer d’une image à  une description écrite d’une image. </w:t>
+      </w:r>
+    </w:p>
+    <w:p>
+      <w:pPr>
+        <w:spacing w:before="100" w:beforeAutospacing="1" w:after="100" w:afterAutospacing="1" w:line="240" w:lineRule="auto"/>
+        <w:rPr>
+          <w:rFonts w:ascii="Times New Roman" w:eastAsia="Times New Roman" w:hAnsi="Times New Roman" w:cs="Times New Roman"/>
+          <w:kern w:val="0"/>
+          <w:lang w:val="fr-FR" w:eastAsia="es-AR"/>
+          <w14:ligatures w14:val="none"/>
+        </w:rPr>
+      </w:pPr>
+      <w:r>
+        <w:rPr>
+          <w:rFonts w:ascii="Times New Roman" w:eastAsia="Times New Roman" w:hAnsi="Times New Roman" w:cs="Times New Roman"/>
+          <w:kern w:val="0"/>
+          <w:lang w:val="fr-FR" w:eastAsia="es-AR"/>
+          <w14:ligatures w14:val="none"/>
+        </w:rPr>
+        <w:t xml:space="preserve"> </w:t>
       </w:r>
     </w:p>
     <w:p>
@@ -2262,7 +2520,6 @@
   <w:style w:type="character" w:default="1" w:styleId="Policepardfaut">
     <w:name w:val="Default Paragraph Font"/>
     <w:uiPriority w:val="1"/>
-    <w:semiHidden/>
     <w:unhideWhenUsed/>
   </w:style>
   <w:style w:type="table" w:default="1" w:styleId="TableauNormal">
